--- a/published/ai-hs/01_everyday_life/04_cognition/study-guides/04_cognition-practice_quiz.docx
+++ b/published/ai-hs/01_everyday_life/04_cognition/study-guides/04_cognition-practice_quiz.docx
@@ -4,7 +4,7 @@
   <w:body>
     <w:p>
       <w:r>
-        <w:t>Practice Quiz: Cognition</w:t>
+        <w:t>Practice Quiz: Cognition -- The Models Inside Your Head</w:t>
       </w:r>
     </w:p>
     <w:p>
@@ -14,98 +14,162 @@
     </w:p>
     <w:p>
       <w:r>
-        <w:t>What is the primary role of Cognition in Active Inference?</w:t>
+        <w:t>A generative model in Active Inference is best described as:</w:t>
         <w:br/>
-        <w:t>A) To maximize reward</w:t>
+        <w:t>A) A perfect copy of reality stored in your brain</w:t>
         <w:br/>
-        <w:t>B) To minimize variational free energy</w:t>
+        <w:t>B) Your brain's simplified, compressed theory of how causes in the world produce the effects you observe</w:t>
         <w:br/>
-        <w:t>C) To increase entropy</w:t>
+        <w:t>C) A textbook you have memorized</w:t>
         <w:br/>
-        <w:t>D) To eliminate the Markov Blanket</w:t>
+        <w:t>D) A model that only works for physical objects   Answer: B. The generative model is a theory of causal structure that generates predictions, not a perfect replica of reality.</w:t>
       </w:r>
     </w:p>
     <w:p>
       <w:r>
-        <w:t>In Hs, Cognition is best described as:</w:t>
+        <w:t>In Active Inference, a belief is:</w:t>
         <w:br/>
-        <w:t>A) A static property</w:t>
+        <w:t>A) An opinion you consciously argue for</w:t>
         <w:br/>
-        <w:t>B) A dynamic process</w:t>
+        <w:t>B) A parameter in your generative model that shapes predictions, often operating below awareness</w:t>
         <w:br/>
-        <w:t>C) An external state</w:t>
+        <w:t>C) Something you only hold about religion or politics</w:t>
         <w:br/>
-        <w:t>D) A random variable</w:t>
+        <w:t>D) A feeling with no connection to prediction   Answer: B. Many beliefs are implicit (like trusting that floors support your weight) and only noticed when they produce prediction errors.</w:t>
       </w:r>
     </w:p>
     <w:p>
       <w:r>
-        <w:t>Which mathematical quantity is most central to Cognition?</w:t>
+        <w:t>Confirmation bias -- seeking evidence that supports existing beliefs -- is best understood as:</w:t>
         <w:br/>
-        <w:t>A) The Lagrangian</w:t>
+        <w:t>A) A character flaw showing laziness</w:t>
         <w:br/>
-        <w:t>B) The expected free energy</w:t>
+        <w:t>B) A feature of an efficient generative model that assigns high prior probability to its own predictions</w:t>
         <w:br/>
-        <w:t>C) The surprisal</w:t>
+        <w:t>C) A rare disorder</w:t>
         <w:br/>
-        <w:t>D) The precision</w:t>
+        <w:t>D) Something only unintelligent people do   Answer: B. Confirmation bias is how an efficient inference engine works under limited time and energy, though it can cause persistent errors.</w:t>
       </w:r>
     </w:p>
     <w:p>
       <w:r>
-        <w:t>How does Cognition relate to the concept of the Generative Model?</w:t>
+        <w:t>Active Inference suggests that emotions are:</w:t>
         <w:br/>
-        <w:t>A) It is separate from the model</w:t>
+        <w:t>A) Irrational disruptions that interfere with thinking</w:t>
         <w:br/>
-        <w:t>B) It is a component of the model</w:t>
+        <w:t>B) Signals about the state of your generative model -- indicators of prediction error, uncertainty, and confidence</w:t>
         <w:br/>
-        <w:t>C) It destroys the model</w:t>
+        <w:t>C) Completely random chemical reactions</w:t>
         <w:br/>
-        <w:t>D) It is only relevant for the environment</w:t>
+        <w:t>D) Only useful for artistic expression   Answer: B. Anxiety signals high expected prediction error; sadness signals a significant model update; joy signals low prediction error in valued domains.</w:t>
       </w:r>
     </w:p>
     <w:p>
       <w:r>
-        <w:t>A failure in Cognition would likely result in:</w:t>
+        <w:t>Your generative model is hierarchical , meaning:</w:t>
         <w:br/>
-        <w:t>A) Perfect prediction</w:t>
+        <w:t>A) It only has one level</w:t>
         <w:br/>
-        <w:t>B) Generalized surprise</w:t>
+        <w:t>B) Surface-level predictions are nested within mid-level models, which are nested within deep models -- with deeper levels changing more slowly</w:t>
         <w:br/>
-        <w:t>C) Immediate death of the agent</w:t>
+        <w:t>C) Higher levels are always more accurate</w:t>
         <w:br/>
-        <w:t>D) Zero entropy</w:t>
+        <w:t>D) It can only process visual information   Answer: B. The model has layers of depth, and updating deep beliefs ripples through many dependent predictions.</w:t>
       </w:r>
     </w:p>
     <w:p>
       <w:r>
-        <w:t>Which scale is most relevant for analyzing Cognition in this course?</w:t>
+        <w:t>People resist changing deeply held beliefs even with clear evidence because:</w:t>
         <w:br/>
-        <w:t>A) Quantum</w:t>
+        <w:t>A) They are stubborn by nature</w:t>
         <w:br/>
-        <w:t>B) Neural</w:t>
+        <w:t>B) Deep model revisions propagate through many dependent predictions, making the free energy cost enormous</w:t>
         <w:br/>
-        <w:t>C) Social</w:t>
+        <w:t>C) Evidence is always unreliable</w:t>
         <w:br/>
-        <w:t>D) All of the above</w:t>
+        <w:t>D) Beliefs cannot change after age 18   Answer: B. The deeper the belief in the hierarchy, the more predictions depend on it, and the costlier the revision.</w:t>
       </w:r>
     </w:p>
     <w:p>
       <w:r>
-        <w:t>Cognition connects directly to which other component?</w:t>
+        <w:t>Rumination (going over the same worrying thoughts repeatedly) can be understood as:</w:t>
         <w:br/>
-        <w:t>A) The step before it</w:t>
+        <w:t>A) A healthy thinking strategy</w:t>
         <w:br/>
-        <w:t>B) The step after it</w:t>
+        <w:t>B) A generative model stuck in a local minimum where anxiety-filtered evidence confirms its own threat predictions</w:t>
         <w:br/>
-        <w:t>C) Both A and B</w:t>
+        <w:t>C) A sign of high intelligence</w:t>
         <w:br/>
-        <w:t>D) None of the above</w:t>
+        <w:t>D) Something that only happens to adults   Answer: B. The model minimizes free energy locally (predictions match anxiety-filtered evidence) but fails globally.</w:t>
+      </w:r>
+    </w:p>
+    <w:p>
+      <w:r>
+        <w:t>When you feel anxious before a big test, Active Inference explains this as:</w:t>
+        <w:br/>
+        <w:t>A) Your body trying to make you fail</w:t>
+        <w:br/>
+        <w:t>B) Your generative model signaling high expected prediction error and uncertainty about what will happen</w:t>
+        <w:br/>
+        <w:t>C) Proof that you did not study enough</w:t>
+        <w:br/>
+        <w:t>D) A random emotional response with no meaning   Answer: B. Anxiety is an informative readout from your inference machinery about expected future surprises.</w:t>
+      </w:r>
+    </w:p>
+    <w:p>
+      <w:r>
+        <w:t>The balance between perceptual inference (changing beliefs to fit evidence) and active inference (changing the world to fit beliefs) is central to healthy cognition because:</w:t>
+        <w:br/>
+        <w:t>A) You should always change your beliefs</w:t>
+        <w:br/>
+        <w:t>B) Excessive belief-updating causes instability while excessive world-changing causes inflexibility</w:t>
+        <w:br/>
+        <w:t>C) Only one strategy ever works</w:t>
+        <w:br/>
+        <w:t>D) The balance does not matter   Answer: B. Healthy cognition requires flexibility to update beliefs AND agency to shape the world.</w:t>
+      </w:r>
+    </w:p>
+    <w:p>
+      <w:r>
+        <w:t>When someone resolves cognitive dissonance by saying "they deserved it" rather than updating their self-model, they are:</w:t>
+        <w:br/>
+        <w:t>A) Being honest</w:t>
+        <w:br/>
+        <w:t>B) Reinterpreting evidence to preserve existing beliefs rather than performing genuine model updating</w:t>
+        <w:br/>
+        <w:t>C) Always making the right choice</w:t>
+        <w:br/>
+        <w:t>D) Eliminating all prediction error permanently   Answer: B. Both strategies minimize free energy, but only genuine model updating leads to a more accurate generative model.</w:t>
       </w:r>
     </w:p>
     <w:p>
       <w:r>
         <w:t>Part B: Short Answer</w:t>
+      </w:r>
+    </w:p>
+    <w:p>
+      <w:r>
+        <w:t>Identify a belief you hold that operates below conscious awareness -- something so basic you never question it. What would happen to your daily predictions if it turned out to be wrong?</w:t>
+      </w:r>
+    </w:p>
+    <w:p>
+      <w:r>
+        <w:t>Explain how understanding emotions as "model diagnostics" might change how you respond to feelings of anxiety before a presentation or test.</w:t>
+      </w:r>
+    </w:p>
+    <w:p>
+      <w:r>
+        <w:t>Give an example from your life where changing a deep belief (about yourself, a relationship, or the future) was much harder than changing a surface-level opinion. Why does Active Inference predict this difficulty?</w:t>
+      </w:r>
+    </w:p>
+    <w:p>
+      <w:r>
+        <w:t>Describe a situation where someone you know seemed trapped in a rumination loop. Using Active Inference, explain what might help break the cycle.</w:t>
+      </w:r>
+    </w:p>
+    <w:p>
+      <w:r>
+        <w:t>How might cognitive biases like anchoring or the availability heuristic actually be useful in everyday decision-making, even though they sometimes lead to errors?</w:t>
       </w:r>
     </w:p>
     <w:sectPr>
